--- a/Aufgaben/module/Lebenslauf.docx
+++ b/Aufgaben/module/Lebenslauf.docx
@@ -14,9 +14,9 @@
       <w:r>
         <w:t>Geburtsdatum: 06.07.1992</w:t>
         <w:br/>
-        <w:t>Adresse: 66271, Kleinblittersdorf, Saargemünder Str. 135</w:t>
+        <w:t>Adresse: 66271, Klei*****, Saargemü*******</w:t>
         <w:br/>
-        <w:t>Email Adresse: Nico.Kehl92@web.de I Tel: 0174/1706642</w:t>
+        <w:t>Email Adresse: Nico.Kehl92@web.de I Tel: 0174/170****</w:t>
       </w:r>
     </w:p>
     <w:sectPr>

--- a/Aufgaben/module/Lebenslauf.docx
+++ b/Aufgaben/module/Lebenslauf.docx
@@ -2,17 +2,81 @@
 <file path=word/document.xml><?xml version="1.0" encoding="utf-8"?>
 <w:document xmlns:wpc="http://schemas.microsoft.com/office/word/2010/wordprocessingCanvas" xmlns:cx="http://schemas.microsoft.com/office/drawing/2014/chartex" xmlns:cx1="http://schemas.microsoft.com/office/drawing/2015/9/8/chartex" xmlns:cx2="http://schemas.microsoft.com/office/drawing/2015/10/21/chartex" xmlns:cx3="http://schemas.microsoft.com/office/drawing/2016/5/9/chartex" xmlns:cx4="http://schemas.microsoft.com/office/drawing/2016/5/10/chartex" xmlns:cx5="http://schemas.microsoft.com/office/drawing/2016/5/11/chartex" xmlns:cx6="http://schemas.microsoft.com/office/drawing/2016/5/12/chartex" xmlns:cx7="http://schemas.microsoft.com/office/drawing/2016/5/13/chartex" xmlns:cx8="http://schemas.microsoft.com/office/drawing/2016/5/14/chartex" xmlns:mc="http://schemas.openxmlformats.org/markup-compatibility/2006" xmlns:aink="http://schemas.microsoft.com/office/drawing/2016/ink" xmlns:am3d="http://schemas.microsoft.com/office/drawing/2017/model3d" xmlns:o="urn:schemas-microsoft-com:office:office" xmlns:oel="http://schemas.microsoft.com/office/2019/extlst" xmlns:r="http://schemas.openxmlformats.org/officeDocument/2006/relationships" xmlns:m="http://schemas.openxmlformats.org/officeDocument/2006/math" xmlns:v="urn:schemas-microsoft-com:vml" xmlns:wp14="http://schemas.microsoft.com/office/word/2010/wordprocessingDrawing" xmlns:wp="http://schemas.openxmlformats.org/drawingml/2006/wordprocessingDrawing" xmlns:w10="urn:schemas-microsoft-com:office:word" xmlns:w="http://schemas.openxmlformats.org/wordprocessingml/2006/main" xmlns:w14="http://schemas.microsoft.com/office/word/2010/wordml" xmlns:w15="http://schemas.microsoft.com/office/word/2012/wordml" xmlns:w16cei="http://schemas.microsoft.com/office/word/2026/wordml/cei" xmlns:w16cex="http://schemas.microsoft.com/office/word/2018/wordml/cex" xmlns:w16cid="http://schemas.microsoft.com/office/word/2016/wordml/cid" xmlns:w16="http://schemas.microsoft.com/office/word/2018/wordml" xmlns:w16du="http://schemas.microsoft.com/office/word/2023/wordml/word16du" xmlns:w16sdtdh="http://schemas.microsoft.com/office/word/2020/wordml/sdtdatahash" xmlns:w16sdtfl="http://schemas.microsoft.com/office/word/2024/wordml/sdtformatlock" xmlns:w16se="http://schemas.microsoft.com/office/word/2015/wordml/symex" xmlns:wpg="http://schemas.microsoft.com/office/word/2010/wordprocessingGroup" xmlns:wpi="http://schemas.microsoft.com/office/word/2010/wordprocessingInk" xmlns:wne="http://schemas.microsoft.com/office/word/2006/wordml" xmlns:wps="http://schemas.microsoft.com/office/word/2010/wordprocessingShape" mc:Ignorable="w14 w15 w16se w16cid w16 w16cex w16sdtdh w16sdtfl w16du wp14">
   <w:body>
+    <w:p/>
+    <w:tbl>
+      <w:tblPr>
+        <w:tblW w:type="auto" w:w="0"/>
+        <w:tblLayout w:type="fixed"/>
+        <w:tblLook w:firstColumn="1" w:firstRow="1" w:lastColumn="0" w:lastRow="0" w:noHBand="0" w:noVBand="1" w:val="04A0"/>
+      </w:tblPr>
+      <w:tblGrid>
+        <w:gridCol w:w="5000"/>
+        <w:gridCol w:w="6600"/>
+      </w:tblGrid>
+      <w:tr>
+        <w:tc>
+          <w:tcPr>
+            <w:tcW w:type="dxa" w:w="5000"/>
+          </w:tcPr>
+          <w:p>
+            <w:pPr>
+              <w:jc w:val="center"/>
+            </w:pPr>
+            <w:r>
+              <w:drawing>
+                <wp:inline xmlns:a="http://schemas.openxmlformats.org/drawingml/2006/main" xmlns:pic="http://schemas.openxmlformats.org/drawingml/2006/picture">
+                  <wp:extent cx="1097280" cy="1554480"/>
+                  <wp:docPr id="1" name="Picture 1"/>
+                  <wp:cNvGraphicFramePr>
+                    <a:graphicFrameLocks noChangeAspect="1"/>
+                  </wp:cNvGraphicFramePr>
+                  <a:graphic>
+                    <a:graphicData uri="http://schemas.openxmlformats.org/drawingml/2006/picture">
+                      <pic:pic>
+                        <pic:nvPicPr>
+                          <pic:cNvPr id="0" name="kakarot1.png"/>
+                          <pic:cNvPicPr/>
+                        </pic:nvPicPr>
+                        <pic:blipFill>
+                          <a:blip r:embed="rId6"/>
+                          <a:stretch>
+                            <a:fillRect/>
+                          </a:stretch>
+                        </pic:blipFill>
+                        <pic:spPr>
+                          <a:xfrm>
+                            <a:off x="0" y="0"/>
+                            <a:ext cx="1097280" cy="1554480"/>
+                          </a:xfrm>
+                          <a:prstGeom prst="rect"/>
+                        </pic:spPr>
+                      </pic:pic>
+                    </a:graphicData>
+                  </a:graphic>
+                </wp:inline>
+              </w:drawing>
+            </w:r>
+          </w:p>
+        </w:tc>
+        <w:tc>
+          <w:tcPr>
+            <w:tcW w:type="dxa" w:w="6600"/>
+          </w:tcPr>
+          <w:p>
+            <w:pPr>
+              <w:pStyle w:val="berschrift1"/>
+              <w:spacing w:before="1100"/>
+            </w:pPr>
+            <w:r>
+              <w:t>Nico Kehl</w:t>
+            </w:r>
+          </w:p>
+        </w:tc>
+      </w:tr>
+    </w:tbl>
     <w:p>
       <w:pPr>
-        <w:pStyle w:val="berschrift1"/>
-      </w:pPr>
-      <w:r>
-        <w:t>Nico Kehl</w:t>
-      </w:r>
-    </w:p>
-    <w:p>
-      <w:pPr>
-        <w:spacing w:before="480" w:after="200"/>
+        <w:spacing w:before="480" w:after="340"/>
         <w:pBdr>
           <w:bottom w:val="single" w:sz="6" w:space="4" w:color="CCCCCC"/>
         </w:pBdr>
@@ -21,7 +85,7 @@
         <w:rPr>
           <w:b/>
           <w:color w:val="0070C0"/>
-          <w:sz w:val="26"/>
+          <w:sz w:val="30"/>
         </w:rPr>
         <w:t>Persönliche Daten</w:t>
       </w:r>
@@ -33,13 +97,13 @@
         <w:tblLook w:firstColumn="1" w:firstRow="1" w:lastColumn="0" w:lastRow="0" w:noHBand="0" w:noVBand="1" w:val="04A0"/>
       </w:tblPr>
       <w:tblGrid>
-        <w:gridCol w:w="2400"/>
+        <w:gridCol w:w="4200"/>
         <w:gridCol w:w="6600"/>
       </w:tblGrid>
       <w:tr>
         <w:tc>
           <w:tcPr>
-            <w:tcW w:type="dxa" w:w="4536"/>
+            <w:tcW w:type="dxa" w:w="4200"/>
           </w:tcPr>
           <w:p>
             <w:r>
@@ -52,7 +116,7 @@
         </w:tc>
         <w:tc>
           <w:tcPr>
-            <w:tcW w:type="dxa" w:w="4536"/>
+            <w:tcW w:type="dxa" w:w="6600"/>
           </w:tcPr>
           <w:p>
             <w:r>
@@ -64,7 +128,7 @@
       <w:tr>
         <w:tc>
           <w:tcPr>
-            <w:tcW w:type="dxa" w:w="4536"/>
+            <w:tcW w:type="dxa" w:w="4200"/>
           </w:tcPr>
           <w:p>
             <w:r>
@@ -77,7 +141,7 @@
         </w:tc>
         <w:tc>
           <w:tcPr>
-            <w:tcW w:type="dxa" w:w="4536"/>
+            <w:tcW w:type="dxa" w:w="6600"/>
           </w:tcPr>
           <w:p>
             <w:r>
@@ -91,7 +155,7 @@
       <w:tr>
         <w:tc>
           <w:tcPr>
-            <w:tcW w:type="dxa" w:w="4536"/>
+            <w:tcW w:type="dxa" w:w="4200"/>
           </w:tcPr>
           <w:p>
             <w:r>
@@ -104,7 +168,7 @@
         </w:tc>
         <w:tc>
           <w:tcPr>
-            <w:tcW w:type="dxa" w:w="4536"/>
+            <w:tcW w:type="dxa" w:w="6600"/>
           </w:tcPr>
           <w:p>
             <w:r>
@@ -116,7 +180,7 @@
     </w:tbl>
     <w:p>
       <w:pPr>
-        <w:spacing w:before="480" w:after="200"/>
+        <w:spacing w:before="480" w:after="340"/>
         <w:pBdr>
           <w:bottom w:val="single" w:sz="6" w:space="4" w:color="CCCCCC"/>
         </w:pBdr>
@@ -125,43 +189,87 @@
         <w:rPr>
           <w:b/>
           <w:color w:val="0070C0"/>
-          <w:sz w:val="26"/>
+          <w:sz w:val="30"/>
         </w:rPr>
         <w:t>Schulischer Werdegang</w:t>
       </w:r>
     </w:p>
+    <w:tbl>
+      <w:tblPr>
+        <w:tblW w:type="auto" w:w="0"/>
+        <w:tblLayout w:type="fixed"/>
+        <w:tblLook w:firstColumn="1" w:firstRow="1" w:lastColumn="0" w:lastRow="0" w:noHBand="0" w:noVBand="1" w:val="04A0"/>
+      </w:tblPr>
+      <w:tblGrid>
+        <w:gridCol w:w="4536"/>
+        <w:gridCol w:w="4536"/>
+      </w:tblGrid>
+      <w:tr>
+        <w:tc>
+          <w:tcPr>
+            <w:tcW w:type="dxa" w:w="4200"/>
+          </w:tcPr>
+          <w:p>
+            <w:pPr>
+              <w:spacing w:after="400"/>
+            </w:pPr>
+            <w:r>
+              <w:rPr>
+                <w:b/>
+              </w:rPr>
+              <w:t xml:space="preserve">1998 bis 2002: </w:t>
+            </w:r>
+          </w:p>
+        </w:tc>
+        <w:tc>
+          <w:tcPr>
+            <w:tcW w:type="dxa" w:w="6600"/>
+          </w:tcPr>
+          <w:p>
+            <w:pPr>
+              <w:spacing w:after="400"/>
+            </w:pPr>
+            <w:r>
+              <w:t>Grundschule – Abschluss</w:t>
+            </w:r>
+          </w:p>
+        </w:tc>
+      </w:tr>
+      <w:tr>
+        <w:tc>
+          <w:tcPr>
+            <w:tcW w:type="dxa" w:w="4200"/>
+          </w:tcPr>
+          <w:p>
+            <w:pPr>
+              <w:spacing w:after="400"/>
+            </w:pPr>
+            <w:r>
+              <w:rPr>
+                <w:b/>
+              </w:rPr>
+              <w:t xml:space="preserve">2002 bis 2006: </w:t>
+            </w:r>
+          </w:p>
+        </w:tc>
+        <w:tc>
+          <w:tcPr>
+            <w:tcW w:type="dxa" w:w="6600"/>
+          </w:tcPr>
+          <w:p>
+            <w:pPr>
+              <w:spacing w:after="400"/>
+            </w:pPr>
+            <w:r>
+              <w:t>Weiterführende Schule – Abschluss</w:t>
+            </w:r>
+          </w:p>
+        </w:tc>
+      </w:tr>
+    </w:tbl>
     <w:p>
       <w:pPr>
-        <w:spacing w:after="80"/>
-      </w:pPr>
-      <w:r>
-        <w:rPr>
-          <w:b/>
-        </w:rPr>
-        <w:t xml:space="preserve">1998 bis 2002: </w:t>
-      </w:r>
-      <w:r>
-        <w:t>Grundschule – Abschluss</w:t>
-      </w:r>
-    </w:p>
-    <w:p>
-      <w:pPr>
-        <w:spacing w:after="80"/>
-      </w:pPr>
-      <w:r>
-        <w:rPr>
-          <w:b/>
-        </w:rPr>
-        <w:t xml:space="preserve">2002 bis 2006: </w:t>
-      </w:r>
-      <w:r>
-        <w:t>Weiterführende Schule – Abschluss</w:t>
-      </w:r>
-    </w:p>
-    <w:p/>
-    <w:p>
-      <w:pPr>
-        <w:spacing w:before="480" w:after="200"/>
+        <w:spacing w:before="480" w:after="340"/>
         <w:pBdr>
           <w:bottom w:val="single" w:sz="6" w:space="4" w:color="CCCCCC"/>
         </w:pBdr>
@@ -170,42 +278,87 @@
         <w:rPr>
           <w:b/>
           <w:color w:val="0070C0"/>
-          <w:sz w:val="26"/>
+          <w:sz w:val="30"/>
         </w:rPr>
         <w:t>Beruflicher Werdegang</w:t>
       </w:r>
     </w:p>
+    <w:tbl>
+      <w:tblPr>
+        <w:tblW w:type="auto" w:w="0"/>
+        <w:tblLayout w:type="fixed"/>
+        <w:tblLook w:firstColumn="1" w:firstRow="1" w:lastColumn="0" w:lastRow="0" w:noHBand="0" w:noVBand="1" w:val="04A0"/>
+      </w:tblPr>
+      <w:tblGrid>
+        <w:gridCol w:w="4536"/>
+        <w:gridCol w:w="4536"/>
+      </w:tblGrid>
+      <w:tr>
+        <w:tc>
+          <w:tcPr>
+            <w:tcW w:type="dxa" w:w="4200"/>
+          </w:tcPr>
+          <w:p>
+            <w:pPr>
+              <w:spacing w:after="400"/>
+            </w:pPr>
+            <w:r>
+              <w:rPr>
+                <w:b/>
+              </w:rPr>
+              <w:t xml:space="preserve">2000 bis 2006: </w:t>
+            </w:r>
+          </w:p>
+        </w:tc>
+        <w:tc>
+          <w:tcPr>
+            <w:tcW w:type="dxa" w:w="6600"/>
+          </w:tcPr>
+          <w:p>
+            <w:pPr>
+              <w:spacing w:after="400"/>
+            </w:pPr>
+            <w:r>
+              <w:t>IHK – Prüfer</w:t>
+            </w:r>
+          </w:p>
+        </w:tc>
+      </w:tr>
+      <w:tr>
+        <w:tc>
+          <w:tcPr>
+            <w:tcW w:type="dxa" w:w="4200"/>
+          </w:tcPr>
+          <w:p>
+            <w:pPr>
+              <w:spacing w:after="400"/>
+            </w:pPr>
+            <w:r>
+              <w:rPr>
+                <w:b/>
+              </w:rPr>
+              <w:t xml:space="preserve">hier bis dort: </w:t>
+            </w:r>
+          </w:p>
+        </w:tc>
+        <w:tc>
+          <w:tcPr>
+            <w:tcW w:type="dxa" w:w="6600"/>
+          </w:tcPr>
+          <w:p>
+            <w:pPr>
+              <w:spacing w:after="400"/>
+            </w:pPr>
+            <w:r>
+              <w:t>Comcave – Umschüler, Fachinformatik AE</w:t>
+            </w:r>
+          </w:p>
+        </w:tc>
+      </w:tr>
+    </w:tbl>
     <w:p>
       <w:pPr>
-        <w:spacing w:after="80"/>
-      </w:pPr>
-      <w:r>
-        <w:rPr>
-          <w:b/>
-        </w:rPr>
-        <w:t xml:space="preserve">2000 bis 2006: </w:t>
-      </w:r>
-      <w:r>
-        <w:t>IHK – Prüfer</w:t>
-      </w:r>
-    </w:p>
-    <w:p>
-      <w:pPr>
-        <w:spacing w:after="80"/>
-      </w:pPr>
-      <w:r>
-        <w:rPr>
-          <w:b/>
-        </w:rPr>
-        <w:t xml:space="preserve">hier bis dort: </w:t>
-      </w:r>
-      <w:r>
-        <w:t>Comcave – Umschüler, Fachinformatik Anwendungsentwicklung</w:t>
-      </w:r>
-    </w:p>
-    <w:p>
-      <w:pPr>
-        <w:spacing w:before="480" w:after="200"/>
+        <w:spacing w:before="480" w:after="340"/>
         <w:pBdr>
           <w:bottom w:val="single" w:sz="6" w:space="4" w:color="CCCCCC"/>
         </w:pBdr>
@@ -214,7 +367,7 @@
         <w:rPr>
           <w:b/>
           <w:color w:val="0070C0"/>
-          <w:sz w:val="26"/>
+          <w:sz w:val="30"/>
         </w:rPr>
         <w:t>Skills</w:t>
       </w:r>
